--- a/UNIUBE-LP/Listas/Lista Avaliativa 1 - LP.docx
+++ b/UNIUBE-LP/Listas/Lista Avaliativa 1 - LP.docx
@@ -172,11 +172,9 @@
       <w:r>
         <w:t xml:space="preserve">a o conceito de uma linguagem de programação e explique a diferença entre LP, Algoritmos e </w:t>
       </w:r>
-      <w:proofErr w:type="spellStart"/>
-      <w:r>
-        <w:t>pseudo-códigos</w:t>
-      </w:r>
-      <w:proofErr w:type="spellEnd"/>
+      <w:r>
+        <w:t>pseudocódigos</w:t>
+      </w:r>
       <w:r>
         <w:t>.</w:t>
       </w:r>
@@ -440,7 +438,10 @@
         <w:t xml:space="preserve"> inteiros, qual seria a melhor forma de exibir </w:t>
       </w:r>
       <w:r>
-        <w:t>o 45</w:t>
+        <w:t>o 4</w:t>
+      </w:r>
+      <w:r>
+        <w:t>7</w:t>
       </w:r>
       <w:r>
         <w:t xml:space="preserve">º valor da sequência </w:t>
@@ -450,19 +451,7 @@
           <w:rPr>
             <w:rFonts w:ascii="Cambria Math" w:hAnsi="Cambria Math"/>
           </w:rPr>
-          <m:t>(Fibonacci(4</m:t>
-        </m:r>
-        <m:r>
-          <w:rPr>
-            <w:rFonts w:ascii="Cambria Math" w:hAnsi="Cambria Math"/>
-          </w:rPr>
-          <m:t>7</m:t>
-        </m:r>
-        <m:r>
-          <w:rPr>
-            <w:rFonts w:ascii="Cambria Math" w:hAnsi="Cambria Math"/>
-          </w:rPr>
-          <m:t>) = 2.971.215.073)</m:t>
+          <m:t>(Fibonacci(47) = 2.971.215.073)</m:t>
         </m:r>
       </m:oMath>
       <w:r>
@@ -849,13 +838,7 @@
         <w:jc w:val="both"/>
       </w:pPr>
       <w:r>
-        <w:t>Leia N números inteiros para um vetor</w:t>
-      </w:r>
-      <w:r>
-        <w:t>, em sequência</w:t>
-      </w:r>
-      <w:r>
-        <w:t xml:space="preserve"> informe:</w:t>
+        <w:t>Leia N números inteiros para um vetor, em sequência informe:</w:t>
       </w:r>
     </w:p>
     <w:p>
@@ -897,13 +880,7 @@
         <w:jc w:val="both"/>
       </w:pPr>
       <w:r>
-        <w:t>média</w:t>
-      </w:r>
-      <w:r>
-        <w:t xml:space="preserve"> dos valores</w:t>
-      </w:r>
-      <w:r>
-        <w:t xml:space="preserve">; </w:t>
+        <w:t xml:space="preserve">média dos valores; </w:t>
       </w:r>
     </w:p>
     <w:p>
@@ -3966,6 +3943,7 @@
   <w:style w:type="character" w:default="1" w:styleId="Fontepargpadro">
     <w:name w:val="Default Paragraph Font"/>
     <w:uiPriority w:val="1"/>
+    <w:semiHidden/>
     <w:unhideWhenUsed/>
   </w:style>
   <w:style w:type="table" w:default="1" w:styleId="Tabelanormal">
